--- a/Final year project-Report Front Page.docx
+++ b/Final year project-Report Front Page.docx
@@ -3969,7 +3969,13 @@
         <w:jc w:val="both"/>
       </w:pPr>
       <w:r>
-        <w:t>evaluated using Anti- Plagiarism Software, Turnitin and based on the analysis report generated by the software, the report’s similarity index is found to be 5%.</w:t>
+        <w:t xml:space="preserve">evaluated using Anti- Plagiarism Software, Turnitin and based on the analysis report generated by the software, the report’s similarity index is found to be </w:t>
+      </w:r>
+      <w:r>
+        <w:t>8</w:t>
+      </w:r>
+      <w:r>
+        <w:t>%.</w:t>
       </w:r>
     </w:p>
     <w:p>
@@ -3988,35 +3994,157 @@
           <w:sz w:val="20"/>
         </w:rPr>
       </w:pPr>
+      <w:r>
+        <w:rPr>
+          <w:sz w:val="20"/>
+        </w:rPr>
+        <w:t xml:space="preserve">        </w:t>
+      </w:r>
+      <w:r>
+        <w:rPr>
+          <w:noProof/>
+          <w:sz w:val="20"/>
+        </w:rPr>
+        <w:drawing>
+          <wp:inline distT="0" distB="0" distL="0" distR="0" wp14:anchorId="2278CA8A" wp14:editId="24288073">
+            <wp:extent cx="5116144" cy="2024380"/>
+            <wp:effectExtent l="0" t="0" r="8890" b="0"/>
+            <wp:docPr id="2105110563" name="Picture 2"/>
+            <wp:cNvGraphicFramePr>
+              <a:graphicFrameLocks xmlns:a="http://schemas.openxmlformats.org/drawingml/2006/main" noChangeAspect="1"/>
+            </wp:cNvGraphicFramePr>
+            <a:graphic xmlns:a="http://schemas.openxmlformats.org/drawingml/2006/main">
+              <a:graphicData uri="http://schemas.openxmlformats.org/drawingml/2006/picture">
+                <pic:pic xmlns:pic="http://schemas.openxmlformats.org/drawingml/2006/picture">
+                  <pic:nvPicPr>
+                    <pic:cNvPr id="2105110563" name="Picture 2105110563"/>
+                    <pic:cNvPicPr/>
+                  </pic:nvPicPr>
+                  <pic:blipFill>
+                    <a:blip r:embed="rId12">
+                      <a:extLst>
+                        <a:ext uri="{28A0092B-C50C-407E-A947-70E740481C1C}">
+                          <a14:useLocalDpi xmlns:a14="http://schemas.microsoft.com/office/drawing/2010/main" val="0"/>
+                        </a:ext>
+                      </a:extLst>
+                    </a:blip>
+                    <a:stretch>
+                      <a:fillRect/>
+                    </a:stretch>
+                  </pic:blipFill>
+                  <pic:spPr>
+                    <a:xfrm>
+                      <a:off x="0" y="0"/>
+                      <a:ext cx="5152792" cy="2038881"/>
+                    </a:xfrm>
+                    <a:prstGeom prst="rect">
+                      <a:avLst/>
+                    </a:prstGeom>
+                  </pic:spPr>
+                </pic:pic>
+              </a:graphicData>
+            </a:graphic>
+          </wp:inline>
+        </w:drawing>
+      </w:r>
+      <w:r>
+        <w:rPr>
+          <w:noProof/>
+          <w:sz w:val="20"/>
+        </w:rPr>
+        <w:drawing>
+          <wp:inline distT="0" distB="0" distL="0" distR="0" wp14:anchorId="70406911" wp14:editId="0B16B947">
+            <wp:extent cx="3094261" cy="2183130"/>
+            <wp:effectExtent l="0" t="0" r="0" b="7620"/>
+            <wp:docPr id="1438146924" name="Picture 3"/>
+            <wp:cNvGraphicFramePr>
+              <a:graphicFrameLocks xmlns:a="http://schemas.openxmlformats.org/drawingml/2006/main" noChangeAspect="1"/>
+            </wp:cNvGraphicFramePr>
+            <a:graphic xmlns:a="http://schemas.openxmlformats.org/drawingml/2006/main">
+              <a:graphicData uri="http://schemas.openxmlformats.org/drawingml/2006/picture">
+                <pic:pic xmlns:pic="http://schemas.openxmlformats.org/drawingml/2006/picture">
+                  <pic:nvPicPr>
+                    <pic:cNvPr id="1438146924" name="Picture 1438146924"/>
+                    <pic:cNvPicPr/>
+                  </pic:nvPicPr>
+                  <pic:blipFill>
+                    <a:blip r:embed="rId13">
+                      <a:extLst>
+                        <a:ext uri="{28A0092B-C50C-407E-A947-70E740481C1C}">
+                          <a14:useLocalDpi xmlns:a14="http://schemas.microsoft.com/office/drawing/2010/main" val="0"/>
+                        </a:ext>
+                      </a:extLst>
+                    </a:blip>
+                    <a:stretch>
+                      <a:fillRect/>
+                    </a:stretch>
+                  </pic:blipFill>
+                  <pic:spPr>
+                    <a:xfrm>
+                      <a:off x="0" y="0"/>
+                      <a:ext cx="3116621" cy="2198906"/>
+                    </a:xfrm>
+                    <a:prstGeom prst="rect">
+                      <a:avLst/>
+                    </a:prstGeom>
+                  </pic:spPr>
+                </pic:pic>
+              </a:graphicData>
+            </a:graphic>
+          </wp:inline>
+        </w:drawing>
+      </w:r>
+      <w:r>
+        <w:rPr>
+          <w:noProof/>
+          <w:sz w:val="20"/>
+        </w:rPr>
+        <w:drawing>
+          <wp:inline distT="0" distB="0" distL="0" distR="0" wp14:anchorId="23FE2772" wp14:editId="21A35516">
+            <wp:extent cx="2932985" cy="2198721"/>
+            <wp:effectExtent l="0" t="0" r="1270" b="0"/>
+            <wp:docPr id="830342116" name="Picture 4"/>
+            <wp:cNvGraphicFramePr>
+              <a:graphicFrameLocks xmlns:a="http://schemas.openxmlformats.org/drawingml/2006/main" noChangeAspect="1"/>
+            </wp:cNvGraphicFramePr>
+            <a:graphic xmlns:a="http://schemas.openxmlformats.org/drawingml/2006/main">
+              <a:graphicData uri="http://schemas.openxmlformats.org/drawingml/2006/picture">
+                <pic:pic xmlns:pic="http://schemas.openxmlformats.org/drawingml/2006/picture">
+                  <pic:nvPicPr>
+                    <pic:cNvPr id="830342116" name="Picture 830342116"/>
+                    <pic:cNvPicPr/>
+                  </pic:nvPicPr>
+                  <pic:blipFill>
+                    <a:blip r:embed="rId14">
+                      <a:extLst>
+                        <a:ext uri="{28A0092B-C50C-407E-A947-70E740481C1C}">
+                          <a14:useLocalDpi xmlns:a14="http://schemas.microsoft.com/office/drawing/2010/main" val="0"/>
+                        </a:ext>
+                      </a:extLst>
+                    </a:blip>
+                    <a:stretch>
+                      <a:fillRect/>
+                    </a:stretch>
+                  </pic:blipFill>
+                  <pic:spPr>
+                    <a:xfrm>
+                      <a:off x="0" y="0"/>
+                      <a:ext cx="2942185" cy="2205618"/>
+                    </a:xfrm>
+                    <a:prstGeom prst="rect">
+                      <a:avLst/>
+                    </a:prstGeom>
+                  </pic:spPr>
+                </pic:pic>
+              </a:graphicData>
+            </a:graphic>
+          </wp:inline>
+        </w:drawing>
+      </w:r>
     </w:p>
     <w:p>
       <w:pPr>
         <w:pStyle w:val="BodyText"/>
-        <w:rPr>
-          <w:sz w:val="20"/>
-        </w:rPr>
-      </w:pPr>
-    </w:p>
-    <w:p>
-      <w:pPr>
-        <w:pStyle w:val="BodyText"/>
-        <w:rPr>
-          <w:sz w:val="20"/>
-        </w:rPr>
-      </w:pPr>
-    </w:p>
-    <w:p>
-      <w:pPr>
-        <w:pStyle w:val="BodyText"/>
-        <w:rPr>
-          <w:sz w:val="20"/>
-        </w:rPr>
-      </w:pPr>
-    </w:p>
-    <w:p>
-      <w:pPr>
-        <w:pStyle w:val="BodyText"/>
-        <w:spacing w:before="78"/>
         <w:rPr>
           <w:sz w:val="20"/>
         </w:rPr>
@@ -4859,23 +4987,7 @@
           <w:sz w:val="28"/>
           <w:lang w:val="en-IN"/>
         </w:rPr>
-        <w:t xml:space="preserve">Interview preparation is often limited by static practice methods that do not reflect real interview conditions. Many </w:t>
-      </w:r>
-      <w:proofErr w:type="gramStart"/>
-      <w:r>
-        <w:rPr>
-          <w:sz w:val="28"/>
-          <w:lang w:val="en-IN"/>
-        </w:rPr>
-        <w:t>learners</w:t>
-      </w:r>
-      <w:proofErr w:type="gramEnd"/>
-      <w:r>
-        <w:rPr>
-          <w:sz w:val="28"/>
-          <w:lang w:val="en-IN"/>
-        </w:rPr>
-        <w:t xml:space="preserve"> face difficulty not because of a lack of knowledge, but due to challenges in communication, confidence, and real-time response handling. This creates a gap between academic learning and practical performance.</w:t>
+        <w:t>Typically, interview preparation is associated with conventional practices that fail to simulate an actual interview process. Many students have trouble when they are supposed to give an interview not because they lack the required knowledge but due to problems with communication, confidence, and ability to respond immediately.</w:t>
       </w:r>
     </w:p>
     <w:p>
@@ -4887,37 +4999,44 @@
           <w:lang w:val="en-IN"/>
         </w:rPr>
       </w:pPr>
-      <w:proofErr w:type="spellStart"/>
       <w:r>
         <w:rPr>
           <w:sz w:val="28"/>
           <w:lang w:val="en-IN"/>
         </w:rPr>
-        <w:t>SkillRoute</w:t>
-      </w:r>
-      <w:proofErr w:type="spellEnd"/>
+        <w:t xml:space="preserve">The </w:t>
+      </w:r>
+      <w:proofErr w:type="spellStart"/>
       <w:r>
         <w:rPr>
           <w:sz w:val="28"/>
           <w:lang w:val="en-IN"/>
         </w:rPr>
-        <w:t xml:space="preserve"> AI is developed to address this gap by providing an interactive platform that adapts its </w:t>
-      </w:r>
-      <w:proofErr w:type="spellStart"/>
+        <w:t>SkillRoute</w:t>
+      </w:r>
+      <w:proofErr w:type="spellEnd"/>
       <w:r>
         <w:rPr>
           <w:sz w:val="28"/>
           <w:lang w:val="en-IN"/>
         </w:rPr>
-        <w:t>behavior</w:t>
-      </w:r>
-      <w:proofErr w:type="spellEnd"/>
+        <w:t xml:space="preserve"> AI tool is aimed at dealing with the problem in question by implementing the idea of developing an adaptive system that will change its </w:t>
+      </w:r>
+      <w:proofErr w:type="spellStart"/>
       <w:r>
         <w:rPr>
           <w:sz w:val="28"/>
           <w:lang w:val="en-IN"/>
         </w:rPr>
-        <w:t xml:space="preserve"> based on user responses. The system conducts interview sessions where questions are generated dynamically, and each interaction is adjusted depending on how the user performs during the session.</w:t>
+        <w:t>behavior</w:t>
+      </w:r>
+      <w:proofErr w:type="spellEnd"/>
+      <w:r>
+        <w:rPr>
+          <w:sz w:val="28"/>
+          <w:lang w:val="en-IN"/>
+        </w:rPr>
+        <w:t xml:space="preserve"> depending on the user's answers. In particular, this tool provides its users with interviews, which take place according to questions that can be asked in a dynamic manner depending on the interviewee's performance.</w:t>
       </w:r>
     </w:p>
     <w:p>
@@ -4934,7 +5053,7 @@
           <w:sz w:val="28"/>
           <w:lang w:val="en-IN"/>
         </w:rPr>
-        <w:t>User responses are processed in both audio and text formats. The system evaluates not only the content of the response but also delivery-related aspects such as response timing and hesitation patterns. Based on this evaluation, the system generates feedback that helps users understand their performance in a more practical way.</w:t>
+        <w:t>User input will be assessed in terms of audio recording and text output. The tool is capable of not just evaluating the information that has been provided but also measuring additional parameters, for example, response time and pauses, and generate feedback accordingly.</w:t>
       </w:r>
     </w:p>
     <w:p>
@@ -4951,7 +5070,7 @@
           <w:sz w:val="28"/>
           <w:lang w:val="en-IN"/>
         </w:rPr>
-        <w:t>A key feature of the platform is its ability to modify the flow of the interview instead of following a fixed sequence. This allows each user to experience a unique session that closely resembles real interview scenarios. The overall design focuses on improving communication ability, confidence, and readiness through repeated interaction.</w:t>
+        <w:t>The main innovation of the proposed product is the possibility to change the flow of questions during an interview instead of using the same set of questions repeatedly. Thus, every person will be able to have his or her unique interview experience similar to an actual one.</w:t>
       </w:r>
     </w:p>
     <w:p>
@@ -4959,6 +5078,8 @@
         <w:spacing w:line="477" w:lineRule="auto"/>
         <w:jc w:val="both"/>
         <w:rPr>
+          <w:i/>
+          <w:iCs/>
           <w:sz w:val="28"/>
           <w:lang w:val="en-IN"/>
         </w:rPr>
@@ -4967,17 +5088,39 @@
         <w:rPr>
           <w:b/>
           <w:bCs/>
+          <w:i/>
+          <w:iCs/>
           <w:sz w:val="28"/>
           <w:lang w:val="en-IN"/>
         </w:rPr>
-        <w:t>Keywords:</w:t>
-      </w:r>
-      <w:r>
-        <w:rPr>
+        <w:t>Keywords</w:t>
+      </w:r>
+      <w:r>
+        <w:rPr>
+          <w:i/>
+          <w:iCs/>
           <w:sz w:val="28"/>
           <w:lang w:val="en-IN"/>
         </w:rPr>
-        <w:t xml:space="preserve"> AI-based Interview System, Adaptive Learning, Speech Analysis, Communication Skills, Personalized Training</w:t>
+        <w:t>: AI-Based Interview System, Adaptive Learning,</w:t>
+      </w:r>
+      <w:r>
+        <w:rPr>
+          <w:i/>
+          <w:iCs/>
+          <w:sz w:val="28"/>
+          <w:lang w:val="en-IN"/>
+        </w:rPr>
+        <w:t xml:space="preserve"> </w:t>
+      </w:r>
+      <w:r>
+        <w:rPr>
+          <w:i/>
+          <w:iCs/>
+          <w:sz w:val="28"/>
+          <w:lang w:val="en-IN"/>
+        </w:rPr>
+        <w:t>Speech Analysis, Communication Skills, Personalized Training</w:t>
       </w:r>
     </w:p>
     <w:p>
@@ -5741,6 +5884,14 @@
               </w:rPr>
               <w:t>1</w:t>
             </w:r>
+            <w:r>
+              <w:rPr>
+                <w:b/>
+                <w:spacing w:val="-10"/>
+                <w:sz w:val="24"/>
+              </w:rPr>
+              <w:t>3</w:t>
+            </w:r>
           </w:p>
         </w:tc>
       </w:tr>
@@ -5814,7 +5965,7 @@
                 <w:spacing w:val="-10"/>
                 <w:sz w:val="24"/>
               </w:rPr>
-              <w:t>2</w:t>
+              <w:t>14</w:t>
             </w:r>
           </w:p>
         </w:tc>
@@ -5889,7 +6040,7 @@
                 <w:spacing w:val="-10"/>
                 <w:sz w:val="24"/>
               </w:rPr>
-              <w:t>3</w:t>
+              <w:t>14</w:t>
             </w:r>
           </w:p>
         </w:tc>
@@ -5964,7 +6115,7 @@
                 <w:spacing w:val="-10"/>
                 <w:sz w:val="24"/>
               </w:rPr>
-              <w:t>4</w:t>
+              <w:t>15</w:t>
             </w:r>
           </w:p>
         </w:tc>
@@ -6039,7 +6190,7 @@
                 <w:spacing w:val="-10"/>
                 <w:sz w:val="24"/>
               </w:rPr>
-              <w:t>5</w:t>
+              <w:t>15</w:t>
             </w:r>
           </w:p>
         </w:tc>
@@ -6107,7 +6258,7 @@
                 <w:spacing w:val="-10"/>
                 <w:sz w:val="24"/>
               </w:rPr>
-              <w:t>6</w:t>
+              <w:t>16</w:t>
             </w:r>
           </w:p>
         </w:tc>
@@ -6175,7 +6326,7 @@
                 <w:spacing w:val="-10"/>
                 <w:sz w:val="24"/>
               </w:rPr>
-              <w:t>7</w:t>
+              <w:t>16</w:t>
             </w:r>
           </w:p>
         </w:tc>
@@ -6251,7 +6402,70 @@
                 <w:spacing w:val="-10"/>
                 <w:sz w:val="24"/>
               </w:rPr>
-              <w:t>8</w:t>
+              <w:t>17</w:t>
+            </w:r>
+          </w:p>
+        </w:tc>
+      </w:tr>
+      <w:tr>
+        <w:trPr>
+          <w:trHeight w:val="734"/>
+        </w:trPr>
+        <w:tc>
+          <w:tcPr>
+            <w:tcW w:w="1500" w:type="dxa"/>
+          </w:tcPr>
+          <w:p>
+            <w:pPr>
+              <w:pStyle w:val="TableParagraph"/>
+              <w:rPr>
+                <w:sz w:val="24"/>
+              </w:rPr>
+            </w:pPr>
+          </w:p>
+        </w:tc>
+        <w:tc>
+          <w:tcPr>
+            <w:tcW w:w="6038" w:type="dxa"/>
+          </w:tcPr>
+          <w:p>
+            <w:pPr>
+              <w:pStyle w:val="TableParagraph"/>
+              <w:spacing w:before="193"/>
+              <w:ind w:left="110"/>
+              <w:rPr>
+                <w:sz w:val="24"/>
+              </w:rPr>
+            </w:pPr>
+            <w:r>
+              <w:rPr>
+                <w:sz w:val="24"/>
+              </w:rPr>
+              <w:t>1.8 Conclusion</w:t>
+            </w:r>
+          </w:p>
+        </w:tc>
+        <w:tc>
+          <w:tcPr>
+            <w:tcW w:w="1722" w:type="dxa"/>
+          </w:tcPr>
+          <w:p>
+            <w:pPr>
+              <w:pStyle w:val="TableParagraph"/>
+              <w:spacing w:before="193"/>
+              <w:ind w:left="373" w:right="1"/>
+              <w:jc w:val="center"/>
+              <w:rPr>
+                <w:spacing w:val="-10"/>
+                <w:sz w:val="24"/>
+              </w:rPr>
+            </w:pPr>
+            <w:r>
+              <w:rPr>
+                <w:spacing w:val="-10"/>
+                <w:sz w:val="24"/>
+              </w:rPr>
+              <w:t>17</w:t>
             </w:r>
           </w:p>
         </w:tc>
@@ -6343,7 +6557,7 @@
                 <w:spacing w:val="-10"/>
                 <w:sz w:val="24"/>
               </w:rPr>
-              <w:t>9</w:t>
+              <w:t>18</w:t>
             </w:r>
           </w:p>
         </w:tc>
@@ -6419,7 +6633,14 @@
                 <w:spacing w:val="-10"/>
                 <w:sz w:val="24"/>
               </w:rPr>
-              <w:t>10</w:t>
+              <w:t>1</w:t>
+            </w:r>
+            <w:r>
+              <w:rPr>
+                <w:spacing w:val="-10"/>
+                <w:sz w:val="24"/>
+              </w:rPr>
+              <w:t>9</w:t>
             </w:r>
           </w:p>
         </w:tc>
@@ -6494,7 +6715,7 @@
                 <w:spacing w:val="-10"/>
                 <w:sz w:val="24"/>
               </w:rPr>
-              <w:t>11</w:t>
+              <w:t>19</w:t>
             </w:r>
           </w:p>
         </w:tc>
@@ -6569,7 +6790,7 @@
                 <w:spacing w:val="-5"/>
                 <w:sz w:val="24"/>
               </w:rPr>
-              <w:t>12</w:t>
+              <w:t>19</w:t>
             </w:r>
           </w:p>
         </w:tc>
@@ -6644,7 +6865,7 @@
                 <w:spacing w:val="-5"/>
                 <w:sz w:val="24"/>
               </w:rPr>
-              <w:t>13</w:t>
+              <w:t>20</w:t>
             </w:r>
           </w:p>
         </w:tc>
@@ -6720,7 +6941,7 @@
                 <w:spacing w:val="-5"/>
                 <w:sz w:val="24"/>
               </w:rPr>
-              <w:t>14</w:t>
+              <w:t>20</w:t>
             </w:r>
           </w:p>
         </w:tc>
@@ -6825,14 +7046,7 @@
                 <w:spacing w:val="-5"/>
                 <w:sz w:val="24"/>
               </w:rPr>
-              <w:t>1</w:t>
-            </w:r>
-            <w:r>
-              <w:rPr>
-                <w:spacing w:val="-5"/>
-                <w:sz w:val="24"/>
-              </w:rPr>
-              <w:t>5</w:t>
+              <w:t>20</w:t>
             </w:r>
           </w:p>
         </w:tc>
@@ -6898,7 +7112,134 @@
                 <w:spacing w:val="-5"/>
                 <w:sz w:val="24"/>
               </w:rPr>
-              <w:t>16</w:t>
+              <w:t>21</w:t>
+            </w:r>
+          </w:p>
+        </w:tc>
+      </w:tr>
+      <w:tr>
+        <w:trPr>
+          <w:trHeight w:val="605"/>
+        </w:trPr>
+        <w:tc>
+          <w:tcPr>
+            <w:tcW w:w="566" w:type="dxa"/>
+          </w:tcPr>
+          <w:p>
+            <w:pPr>
+              <w:pStyle w:val="TableParagraph"/>
+            </w:pPr>
+          </w:p>
+        </w:tc>
+        <w:tc>
+          <w:tcPr>
+            <w:tcW w:w="6784" w:type="dxa"/>
+          </w:tcPr>
+          <w:p>
+            <w:pPr>
+              <w:pStyle w:val="TableParagraph"/>
+              <w:spacing w:line="266" w:lineRule="exact"/>
+              <w:ind w:left="381"/>
+              <w:rPr>
+                <w:sz w:val="24"/>
+              </w:rPr>
+            </w:pPr>
+            <w:r>
+              <w:rPr>
+                <w:sz w:val="24"/>
+              </w:rPr>
+              <w:t xml:space="preserve">2.8 </w:t>
+            </w:r>
+            <w:r>
+              <w:rPr>
+                <w:sz w:val="24"/>
+                <w:szCs w:val="24"/>
+              </w:rPr>
+              <w:t>Proposed Approach</w:t>
+            </w:r>
+          </w:p>
+        </w:tc>
+        <w:tc>
+          <w:tcPr>
+            <w:tcW w:w="801" w:type="dxa"/>
+          </w:tcPr>
+          <w:p>
+            <w:pPr>
+              <w:pStyle w:val="TableParagraph"/>
+              <w:spacing w:before="124"/>
+              <w:ind w:right="47"/>
+              <w:jc w:val="right"/>
+              <w:rPr>
+                <w:spacing w:val="-5"/>
+                <w:sz w:val="24"/>
+              </w:rPr>
+            </w:pPr>
+            <w:r>
+              <w:rPr>
+                <w:spacing w:val="-5"/>
+                <w:sz w:val="24"/>
+              </w:rPr>
+              <w:t>21</w:t>
+            </w:r>
+          </w:p>
+        </w:tc>
+      </w:tr>
+      <w:tr>
+        <w:trPr>
+          <w:trHeight w:val="605"/>
+        </w:trPr>
+        <w:tc>
+          <w:tcPr>
+            <w:tcW w:w="566" w:type="dxa"/>
+          </w:tcPr>
+          <w:p>
+            <w:pPr>
+              <w:pStyle w:val="TableParagraph"/>
+            </w:pPr>
+          </w:p>
+        </w:tc>
+        <w:tc>
+          <w:tcPr>
+            <w:tcW w:w="6784" w:type="dxa"/>
+          </w:tcPr>
+          <w:p>
+            <w:pPr>
+              <w:pStyle w:val="TableParagraph"/>
+              <w:spacing w:line="266" w:lineRule="exact"/>
+              <w:ind w:left="381"/>
+              <w:rPr>
+                <w:sz w:val="24"/>
+              </w:rPr>
+            </w:pPr>
+            <w:r>
+              <w:rPr>
+                <w:sz w:val="24"/>
+              </w:rPr>
+              <w:t>2.9 Conclusion</w:t>
+            </w:r>
+          </w:p>
+        </w:tc>
+        <w:tc>
+          <w:tcPr>
+            <w:tcW w:w="801" w:type="dxa"/>
+          </w:tcPr>
+          <w:p>
+            <w:pPr>
+              <w:pStyle w:val="TableParagraph"/>
+              <w:spacing w:before="124"/>
+              <w:ind w:right="47"/>
+              <w:jc w:val="right"/>
+              <w:rPr>
+                <w:spacing w:val="-5"/>
+                <w:sz w:val="24"/>
+              </w:rPr>
+            </w:pPr>
+            <w:r>
+              <w:rPr>
+                <w:spacing w:val="-5"/>
+                <w:sz w:val="24"/>
+              </w:rPr>
+              <w:t>21</w:t>
             </w:r>
           </w:p>
         </w:tc>
@@ -6986,10 +7327,9 @@
             </w:pPr>
             <w:r>
               <w:rPr>
-                <w:spacing w:val="-5"/>
-                <w:sz w:val="24"/>
-              </w:rPr>
-              <w:t>17</w:t>
+                <w:sz w:val="24"/>
+              </w:rPr>
+              <w:t>22</w:t>
             </w:r>
           </w:p>
         </w:tc>
@@ -7061,7 +7401,7 @@
                 <w:spacing w:val="-5"/>
                 <w:sz w:val="24"/>
               </w:rPr>
-              <w:t>18</w:t>
+              <w:t>23</w:t>
             </w:r>
           </w:p>
         </w:tc>
@@ -7133,7 +7473,7 @@
                 <w:spacing w:val="-5"/>
                 <w:sz w:val="24"/>
               </w:rPr>
-              <w:t>19</w:t>
+              <w:t>23</w:t>
             </w:r>
           </w:p>
         </w:tc>
@@ -7205,7 +7545,7 @@
                 <w:spacing w:val="-5"/>
                 <w:sz w:val="24"/>
               </w:rPr>
-              <w:t>20</w:t>
+              <w:t>23</w:t>
             </w:r>
           </w:p>
         </w:tc>
@@ -7278,7 +7618,7 @@
                 <w:spacing w:val="-5"/>
                 <w:sz w:val="24"/>
               </w:rPr>
-              <w:t>21</w:t>
+              <w:t>24</w:t>
             </w:r>
           </w:p>
         </w:tc>
@@ -7344,7 +7684,7 @@
                 <w:spacing w:val="-5"/>
                 <w:sz w:val="24"/>
               </w:rPr>
-              <w:t>22</w:t>
+              <w:t>24</w:t>
             </w:r>
           </w:p>
         </w:tc>
@@ -7417,7 +7757,7 @@
                 <w:spacing w:val="-5"/>
                 <w:sz w:val="24"/>
               </w:rPr>
-              <w:t>23</w:t>
+              <w:t>24</w:t>
             </w:r>
           </w:p>
         </w:tc>
@@ -7490,7 +7830,67 @@
                 <w:spacing w:val="-5"/>
                 <w:sz w:val="24"/>
               </w:rPr>
-              <w:t>24</w:t>
+              <w:t>25</w:t>
+            </w:r>
+          </w:p>
+        </w:tc>
+      </w:tr>
+      <w:tr>
+        <w:trPr>
+          <w:trHeight w:val="480"/>
+        </w:trPr>
+        <w:tc>
+          <w:tcPr>
+            <w:tcW w:w="566" w:type="dxa"/>
+          </w:tcPr>
+          <w:p>
+            <w:pPr>
+              <w:pStyle w:val="TableParagraph"/>
+            </w:pPr>
+          </w:p>
+        </w:tc>
+        <w:tc>
+          <w:tcPr>
+            <w:tcW w:w="6784" w:type="dxa"/>
+          </w:tcPr>
+          <w:p>
+            <w:pPr>
+              <w:pStyle w:val="TableParagraph"/>
+              <w:spacing w:before="130"/>
+              <w:ind w:left="444"/>
+              <w:rPr>
+                <w:sz w:val="24"/>
+              </w:rPr>
+            </w:pPr>
+            <w:r>
+              <w:rPr>
+                <w:sz w:val="24"/>
+              </w:rPr>
+              <w:t>3.8 Conclusion</w:t>
+            </w:r>
+          </w:p>
+        </w:tc>
+        <w:tc>
+          <w:tcPr>
+            <w:tcW w:w="801" w:type="dxa"/>
+          </w:tcPr>
+          <w:p>
+            <w:pPr>
+              <w:pStyle w:val="TableParagraph"/>
+              <w:spacing w:before="121"/>
+              <w:ind w:right="50"/>
+              <w:jc w:val="right"/>
+              <w:rPr>
+                <w:spacing w:val="-5"/>
+                <w:sz w:val="24"/>
+              </w:rPr>
+            </w:pPr>
+            <w:r>
+              <w:rPr>
+                <w:spacing w:val="-5"/>
+                <w:sz w:val="24"/>
+              </w:rPr>
+              <w:t>25</w:t>
             </w:r>
           </w:p>
         </w:tc>
@@ -7585,15 +7985,7 @@
                 <w:spacing w:val="-5"/>
                 <w:sz w:val="24"/>
               </w:rPr>
-              <w:t>2</w:t>
-            </w:r>
-            <w:r>
-              <w:rPr>
-                <w:b/>
-                <w:spacing w:val="-5"/>
-                <w:sz w:val="24"/>
-              </w:rPr>
-              <w:t>5</w:t>
+              <w:t>26</w:t>
             </w:r>
           </w:p>
         </w:tc>
@@ -7674,7 +8066,7 @@
                 <w:spacing w:val="-5"/>
                 <w:sz w:val="24"/>
               </w:rPr>
-              <w:t>26</w:t>
+              <w:t>27</w:t>
             </w:r>
           </w:p>
         </w:tc>
@@ -7762,14 +8154,7 @@
                 <w:spacing w:val="-5"/>
                 <w:sz w:val="24"/>
               </w:rPr>
-              <w:t>2</w:t>
-            </w:r>
-            <w:r>
-              <w:rPr>
-                <w:spacing w:val="-5"/>
-                <w:sz w:val="24"/>
-              </w:rPr>
-              <w:t>6</w:t>
+              <w:t>27</w:t>
             </w:r>
           </w:p>
         </w:tc>
@@ -7849,14 +8234,7 @@
                 <w:spacing w:val="-5"/>
                 <w:sz w:val="24"/>
               </w:rPr>
-              <w:t>2</w:t>
-            </w:r>
-            <w:r>
-              <w:rPr>
-                <w:spacing w:val="-5"/>
-                <w:sz w:val="24"/>
-              </w:rPr>
-              <w:t>6</w:t>
+              <w:t>28</w:t>
             </w:r>
           </w:p>
         </w:tc>
@@ -7936,14 +8314,7 @@
                 <w:spacing w:val="-5"/>
                 <w:sz w:val="24"/>
               </w:rPr>
-              <w:t>2</w:t>
-            </w:r>
-            <w:r>
-              <w:rPr>
-                <w:spacing w:val="-5"/>
-                <w:sz w:val="24"/>
-              </w:rPr>
-              <w:t>6</w:t>
+              <w:t>29</w:t>
             </w:r>
           </w:p>
         </w:tc>
@@ -8022,14 +8393,7 @@
                 <w:spacing w:val="-5"/>
                 <w:sz w:val="24"/>
               </w:rPr>
-              <w:t>2</w:t>
-            </w:r>
-            <w:r>
-              <w:rPr>
-                <w:spacing w:val="-5"/>
-                <w:sz w:val="24"/>
-              </w:rPr>
-              <w:t>7</w:t>
+              <w:t>31</w:t>
             </w:r>
           </w:p>
         </w:tc>
@@ -8108,7 +8472,7 @@
                 <w:spacing w:val="-5"/>
                 <w:sz w:val="24"/>
               </w:rPr>
-              <w:t>27</w:t>
+              <w:t>31</w:t>
             </w:r>
           </w:p>
         </w:tc>
@@ -8175,7 +8539,7 @@
                 <w:spacing w:val="-5"/>
                 <w:sz w:val="24"/>
               </w:rPr>
-              <w:t>29</w:t>
+              <w:t>32</w:t>
             </w:r>
           </w:p>
         </w:tc>
@@ -8241,7 +8605,7 @@
                 <w:spacing w:val="-5"/>
                 <w:sz w:val="24"/>
               </w:rPr>
-              <w:t>29</w:t>
+              <w:t>32</w:t>
             </w:r>
           </w:p>
         </w:tc>
@@ -8310,7 +8674,7 @@
                 <w:spacing w:val="-5"/>
                 <w:sz w:val="24"/>
               </w:rPr>
-              <w:t>29</w:t>
+              <w:t>32</w:t>
             </w:r>
           </w:p>
         </w:tc>
@@ -8359,7 +8723,23 @@
                 <w:sz w:val="24"/>
                 <w:szCs w:val="24"/>
               </w:rPr>
-              <w:t>Advantages of System Design</w:t>
+              <w:t>Benefits</w:t>
+            </w:r>
+            <w:r>
+              <w:rPr>
+                <w:b/>
+                <w:bCs/>
+                <w:sz w:val="24"/>
+                <w:szCs w:val="24"/>
+              </w:rPr>
+              <w:t xml:space="preserve"> </w:t>
+            </w:r>
+            <w:r>
+              <w:rPr>
+                <w:sz w:val="24"/>
+                <w:szCs w:val="24"/>
+              </w:rPr>
+              <w:t>of System Design</w:t>
             </w:r>
           </w:p>
         </w:tc>
@@ -8383,7 +8763,14 @@
                 <w:spacing w:val="-5"/>
                 <w:sz w:val="24"/>
               </w:rPr>
-              <w:t>30</w:t>
+              <w:t>3</w:t>
+            </w:r>
+            <w:r>
+              <w:rPr>
+                <w:spacing w:val="-5"/>
+                <w:sz w:val="24"/>
+              </w:rPr>
+              <w:t>2</w:t>
             </w:r>
           </w:p>
         </w:tc>
@@ -8456,7 +8843,7 @@
                 <w:spacing w:val="-5"/>
                 <w:sz w:val="24"/>
               </w:rPr>
-              <w:t>30</w:t>
+              <w:t>33</w:t>
             </w:r>
           </w:p>
         </w:tc>
@@ -8523,7 +8910,7 @@
                 <w:spacing w:val="-5"/>
                 <w:sz w:val="24"/>
               </w:rPr>
-              <w:t>32</w:t>
+              <w:t>33</w:t>
             </w:r>
           </w:p>
           <w:p>
@@ -8564,7 +8951,6 @@
                 <w:spacing w:val="-10"/>
                 <w:sz w:val="24"/>
               </w:rPr>
-              <w:lastRenderedPageBreak/>
               <w:t>5</w:t>
             </w:r>
           </w:p>
@@ -8715,7 +9101,7 @@
                 <w:spacing w:val="-5"/>
                 <w:sz w:val="24"/>
               </w:rPr>
-              <w:t>34</w:t>
+              <w:t>35</w:t>
             </w:r>
           </w:p>
         </w:tc>
@@ -8775,7 +9161,7 @@
                 <w:spacing w:val="-5"/>
                 <w:sz w:val="24"/>
               </w:rPr>
-              <w:t>34</w:t>
+              <w:t>35</w:t>
             </w:r>
           </w:p>
         </w:tc>
@@ -8820,7 +9206,6 @@
         <w:tc>
           <w:tcPr>
             <w:tcW w:w="528" w:type="dxa"/>
-            <w:vMerge w:val="restart"/>
           </w:tcPr>
           <w:p>
             <w:pPr>
@@ -8894,290 +9279,14 @@
                 <w:spacing w:val="-5"/>
                 <w:sz w:val="24"/>
               </w:rPr>
-              <w:t>3</w:t>
+              <w:t>5</w:t>
             </w:r>
             <w:r>
               <w:rPr>
                 <w:spacing w:val="-5"/>
                 <w:sz w:val="24"/>
               </w:rPr>
-              <w:t>5</w:t>
-            </w:r>
-          </w:p>
-        </w:tc>
-      </w:tr>
-      <w:tr>
-        <w:trPr>
-          <w:trHeight w:val="545"/>
-        </w:trPr>
-        <w:tc>
-          <w:tcPr>
-            <w:tcW w:w="528" w:type="dxa"/>
-            <w:vMerge/>
-            <w:tcBorders>
-              <w:top w:val="nil"/>
-            </w:tcBorders>
-          </w:tcPr>
-          <w:p>
-            <w:pPr>
-              <w:rPr>
-                <w:sz w:val="2"/>
-                <w:szCs w:val="2"/>
-              </w:rPr>
-            </w:pPr>
-          </w:p>
-        </w:tc>
-        <w:tc>
-          <w:tcPr>
-            <w:tcW w:w="6846" w:type="dxa"/>
-          </w:tcPr>
-          <w:p>
-            <w:pPr>
-              <w:pStyle w:val="TableParagraph"/>
-              <w:spacing w:before="80"/>
-              <w:ind w:left="780"/>
-              <w:rPr>
-                <w:sz w:val="24"/>
-              </w:rPr>
-            </w:pPr>
-            <w:r>
-              <w:rPr>
-                <w:sz w:val="24"/>
-              </w:rPr>
-              <w:t>5.</w:t>
-            </w:r>
-            <w:r>
-              <w:rPr>
-                <w:sz w:val="24"/>
-              </w:rPr>
-              <w:t>3</w:t>
-            </w:r>
-            <w:r>
-              <w:rPr>
-                <w:sz w:val="24"/>
-              </w:rPr>
-              <w:t>.</w:t>
-            </w:r>
-            <w:r>
-              <w:rPr>
-                <w:sz w:val="24"/>
-              </w:rPr>
-              <w:t>1</w:t>
-            </w:r>
-            <w:r>
-              <w:rPr>
-                <w:spacing w:val="-5"/>
-                <w:sz w:val="24"/>
-              </w:rPr>
-              <w:t xml:space="preserve"> </w:t>
-            </w:r>
-            <w:r>
-              <w:rPr>
-                <w:spacing w:val="-5"/>
-                <w:sz w:val="24"/>
-              </w:rPr>
-              <w:t>Frontend Implementation</w:t>
-            </w:r>
-          </w:p>
-        </w:tc>
-        <w:tc>
-          <w:tcPr>
-            <w:tcW w:w="775" w:type="dxa"/>
-          </w:tcPr>
-          <w:p>
-            <w:pPr>
-              <w:pStyle w:val="TableParagraph"/>
-              <w:spacing w:before="171"/>
-              <w:ind w:right="54"/>
-              <w:jc w:val="right"/>
-              <w:rPr>
-                <w:sz w:val="24"/>
-              </w:rPr>
-            </w:pPr>
-            <w:r>
-              <w:rPr>
-                <w:spacing w:val="-5"/>
-                <w:sz w:val="24"/>
-              </w:rPr>
-              <w:t>3</w:t>
-            </w:r>
-            <w:r>
-              <w:rPr>
-                <w:spacing w:val="-5"/>
-                <w:sz w:val="24"/>
-              </w:rPr>
-              <w:t>5</w:t>
-            </w:r>
-          </w:p>
-        </w:tc>
-      </w:tr>
-      <w:tr>
-        <w:trPr>
-          <w:trHeight w:val="544"/>
-        </w:trPr>
-        <w:tc>
-          <w:tcPr>
-            <w:tcW w:w="528" w:type="dxa"/>
-            <w:vMerge/>
-            <w:tcBorders>
-              <w:top w:val="nil"/>
-            </w:tcBorders>
-          </w:tcPr>
-          <w:p>
-            <w:pPr>
-              <w:rPr>
-                <w:sz w:val="2"/>
-                <w:szCs w:val="2"/>
-              </w:rPr>
-            </w:pPr>
-          </w:p>
-        </w:tc>
-        <w:tc>
-          <w:tcPr>
-            <w:tcW w:w="6846" w:type="dxa"/>
-          </w:tcPr>
-          <w:p>
-            <w:pPr>
-              <w:pStyle w:val="TableParagraph"/>
-              <w:spacing w:before="104"/>
-              <w:ind w:right="487"/>
-              <w:rPr>
-                <w:sz w:val="24"/>
-              </w:rPr>
-            </w:pPr>
-            <w:r>
-              <w:rPr>
-                <w:sz w:val="24"/>
-              </w:rPr>
-              <w:t xml:space="preserve">             </w:t>
-            </w:r>
-            <w:r>
-              <w:rPr>
-                <w:sz w:val="24"/>
-              </w:rPr>
-              <w:t>5.</w:t>
-            </w:r>
-            <w:r>
-              <w:rPr>
-                <w:sz w:val="24"/>
-              </w:rPr>
-              <w:t>3.2</w:t>
-            </w:r>
-            <w:r>
-              <w:rPr>
-                <w:sz w:val="24"/>
-              </w:rPr>
-              <w:t>.</w:t>
-            </w:r>
-            <w:r>
-              <w:rPr>
-                <w:spacing w:val="-3"/>
-                <w:sz w:val="24"/>
-              </w:rPr>
-              <w:t xml:space="preserve"> </w:t>
-            </w:r>
-            <w:r>
-              <w:rPr>
-                <w:spacing w:val="-3"/>
-                <w:sz w:val="24"/>
-              </w:rPr>
-              <w:t>Backend Implementation</w:t>
-            </w:r>
-          </w:p>
-        </w:tc>
-        <w:tc>
-          <w:tcPr>
-            <w:tcW w:w="775" w:type="dxa"/>
-          </w:tcPr>
-          <w:p>
-            <w:pPr>
-              <w:pStyle w:val="TableParagraph"/>
-              <w:spacing w:before="147"/>
-              <w:ind w:right="48"/>
-              <w:jc w:val="right"/>
-              <w:rPr>
-                <w:sz w:val="24"/>
-              </w:rPr>
-            </w:pPr>
-            <w:r>
-              <w:rPr>
-                <w:spacing w:val="-5"/>
-                <w:sz w:val="24"/>
-              </w:rPr>
-              <w:t>35</w:t>
-            </w:r>
-          </w:p>
-        </w:tc>
-      </w:tr>
-      <w:tr>
-        <w:trPr>
-          <w:trHeight w:val="544"/>
-        </w:trPr>
-        <w:tc>
-          <w:tcPr>
-            <w:tcW w:w="528" w:type="dxa"/>
-            <w:tcBorders>
-              <w:top w:val="nil"/>
-            </w:tcBorders>
-          </w:tcPr>
-          <w:p>
-            <w:pPr>
-              <w:rPr>
-                <w:sz w:val="2"/>
-                <w:szCs w:val="2"/>
-              </w:rPr>
-            </w:pPr>
-          </w:p>
-        </w:tc>
-        <w:tc>
-          <w:tcPr>
-            <w:tcW w:w="6846" w:type="dxa"/>
-          </w:tcPr>
-          <w:p>
-            <w:pPr>
-              <w:pStyle w:val="TableParagraph"/>
-              <w:spacing w:before="104"/>
-              <w:ind w:right="487"/>
-              <w:rPr>
-                <w:sz w:val="24"/>
-              </w:rPr>
-            </w:pPr>
-            <w:r>
-              <w:rPr>
-                <w:sz w:val="24"/>
-              </w:rPr>
-              <w:t xml:space="preserve">             5.3.3 </w:t>
-            </w:r>
-            <w:r>
-              <w:rPr>
-                <w:sz w:val="24"/>
-                <w:szCs w:val="24"/>
-              </w:rPr>
-              <w:t>AI Integration</w:t>
-            </w:r>
-          </w:p>
-        </w:tc>
-        <w:tc>
-          <w:tcPr>
-            <w:tcW w:w="775" w:type="dxa"/>
-          </w:tcPr>
-          <w:p>
-            <w:pPr>
-              <w:pStyle w:val="TableParagraph"/>
-              <w:spacing w:before="147"/>
-              <w:ind w:right="48"/>
-              <w:jc w:val="right"/>
-              <w:rPr>
-                <w:spacing w:val="-5"/>
-                <w:sz w:val="24"/>
-              </w:rPr>
-            </w:pPr>
-            <w:r>
-              <w:rPr>
-                <w:spacing w:val="-5"/>
-                <w:sz w:val="24"/>
-              </w:rPr>
-              <w:t>36</w:t>
+              <w:t>0</w:t>
             </w:r>
           </w:p>
         </w:tc>
@@ -9262,7 +9371,7 @@
                 <w:spacing w:val="-5"/>
                 <w:sz w:val="24"/>
               </w:rPr>
-              <w:t>36</w:t>
+              <w:t>51</w:t>
             </w:r>
           </w:p>
         </w:tc>
@@ -9347,7 +9456,7 @@
                 <w:spacing w:val="-5"/>
                 <w:sz w:val="24"/>
               </w:rPr>
-              <w:t>37</w:t>
+              <w:t>51</w:t>
             </w:r>
           </w:p>
         </w:tc>
@@ -9414,7 +9523,7 @@
                 <w:spacing w:val="-5"/>
                 <w:sz w:val="24"/>
               </w:rPr>
-              <w:t>37</w:t>
+              <w:t>51</w:t>
             </w:r>
           </w:p>
         </w:tc>
@@ -9463,7 +9572,23 @@
                 <w:sz w:val="24"/>
                 <w:szCs w:val="24"/>
               </w:rPr>
-              <w:t>Advantages of Implementation</w:t>
+              <w:t>Benefits</w:t>
+            </w:r>
+            <w:r>
+              <w:rPr>
+                <w:b/>
+                <w:bCs/>
+                <w:sz w:val="24"/>
+                <w:szCs w:val="24"/>
+              </w:rPr>
+              <w:t xml:space="preserve"> </w:t>
+            </w:r>
+            <w:r>
+              <w:rPr>
+                <w:sz w:val="24"/>
+                <w:szCs w:val="24"/>
+              </w:rPr>
+              <w:t>of Implementation</w:t>
             </w:r>
           </w:p>
         </w:tc>
@@ -9487,7 +9612,7 @@
                 <w:spacing w:val="-5"/>
                 <w:sz w:val="24"/>
               </w:rPr>
-              <w:t>38</w:t>
+              <w:t>53</w:t>
             </w:r>
           </w:p>
         </w:tc>
@@ -9560,7 +9685,7 @@
                 <w:spacing w:val="-5"/>
                 <w:sz w:val="24"/>
               </w:rPr>
-              <w:t>38</w:t>
+              <w:t>53</w:t>
             </w:r>
           </w:p>
         </w:tc>
@@ -9633,7 +9758,7 @@
                 <w:spacing w:val="-5"/>
                 <w:sz w:val="24"/>
               </w:rPr>
-              <w:t>39</w:t>
+              <w:t>53</w:t>
             </w:r>
           </w:p>
         </w:tc>
@@ -9676,7 +9801,7 @@
                 <w:sz w:val="24"/>
                 <w:szCs w:val="24"/>
               </w:rPr>
-              <w:t>Frontend Implementation and Architecture</w:t>
+              <w:t>Implementation of Frontend and its Architecture</w:t>
             </w:r>
           </w:p>
         </w:tc>
@@ -9700,7 +9825,7 @@
                 <w:spacing w:val="-5"/>
                 <w:sz w:val="24"/>
               </w:rPr>
-              <w:t>42</w:t>
+              <w:t>63</w:t>
             </w:r>
           </w:p>
         </w:tc>
@@ -9767,7 +9892,67 @@
                 <w:spacing w:val="-5"/>
                 <w:sz w:val="24"/>
               </w:rPr>
-              <w:t>61</w:t>
+              <w:t>65</w:t>
+            </w:r>
+          </w:p>
+        </w:tc>
+      </w:tr>
+      <w:tr>
+        <w:trPr>
+          <w:trHeight w:val="677"/>
+        </w:trPr>
+        <w:tc>
+          <w:tcPr>
+            <w:tcW w:w="528" w:type="dxa"/>
+          </w:tcPr>
+          <w:p>
+            <w:pPr>
+              <w:pStyle w:val="TableParagraph"/>
+            </w:pPr>
+          </w:p>
+        </w:tc>
+        <w:tc>
+          <w:tcPr>
+            <w:tcW w:w="6846" w:type="dxa"/>
+          </w:tcPr>
+          <w:p>
+            <w:pPr>
+              <w:pStyle w:val="TableParagraph"/>
+              <w:spacing w:before="133"/>
+              <w:ind w:left="357"/>
+              <w:rPr>
+                <w:sz w:val="24"/>
+              </w:rPr>
+            </w:pPr>
+            <w:r>
+              <w:rPr>
+                <w:sz w:val="24"/>
+              </w:rPr>
+              <w:t>5.12 Conclusion</w:t>
+            </w:r>
+          </w:p>
+        </w:tc>
+        <w:tc>
+          <w:tcPr>
+            <w:tcW w:w="775" w:type="dxa"/>
+          </w:tcPr>
+          <w:p>
+            <w:pPr>
+              <w:pStyle w:val="TableParagraph"/>
+              <w:spacing w:before="262"/>
+              <w:ind w:right="48"/>
+              <w:jc w:val="right"/>
+              <w:rPr>
+                <w:spacing w:val="-5"/>
+                <w:sz w:val="24"/>
+              </w:rPr>
+            </w:pPr>
+            <w:r>
+              <w:rPr>
+                <w:spacing w:val="-5"/>
+                <w:sz w:val="24"/>
+              </w:rPr>
+              <w:t>65</w:t>
             </w:r>
           </w:p>
         </w:tc>
@@ -9845,7 +10030,7 @@
                 <w:spacing w:val="-5"/>
                 <w:sz w:val="24"/>
               </w:rPr>
-              <w:t>65</w:t>
+              <w:t>66</w:t>
             </w:r>
           </w:p>
         </w:tc>
@@ -9918,7 +10103,7 @@
                 <w:spacing w:val="-5"/>
                 <w:sz w:val="24"/>
               </w:rPr>
-              <w:t>66</w:t>
+              <w:t>67</w:t>
             </w:r>
           </w:p>
         </w:tc>
@@ -9991,7 +10176,7 @@
                 <w:spacing w:val="-5"/>
                 <w:sz w:val="24"/>
               </w:rPr>
-              <w:t>66</w:t>
+              <w:t>67</w:t>
             </w:r>
           </w:p>
         </w:tc>
@@ -10058,7 +10243,7 @@
                 <w:spacing w:val="-5"/>
                 <w:sz w:val="24"/>
               </w:rPr>
-              <w:t>66</w:t>
+              <w:t>68</w:t>
             </w:r>
           </w:p>
         </w:tc>
@@ -10101,7 +10286,7 @@
                 <w:sz w:val="24"/>
                 <w:szCs w:val="24"/>
               </w:rPr>
-              <w:t>Conclusion</w:t>
+              <w:t>Evaluation of the System</w:t>
             </w:r>
           </w:p>
         </w:tc>
@@ -10125,7 +10310,14 @@
                 <w:spacing w:val="-5"/>
                 <w:sz w:val="24"/>
               </w:rPr>
-              <w:t>67</w:t>
+              <w:t>6</w:t>
+            </w:r>
+            <w:r>
+              <w:rPr>
+                <w:spacing w:val="-5"/>
+                <w:sz w:val="24"/>
+              </w:rPr>
+              <w:t>8</w:t>
             </w:r>
           </w:p>
         </w:tc>
@@ -10157,6 +10349,19 @@
                 <w:sz w:val="24"/>
               </w:rPr>
             </w:pPr>
+            <w:r>
+              <w:rPr>
+                <w:sz w:val="24"/>
+              </w:rPr>
+              <w:t xml:space="preserve">6.5 </w:t>
+            </w:r>
+            <w:r>
+              <w:rPr>
+                <w:sz w:val="24"/>
+                <w:szCs w:val="24"/>
+              </w:rPr>
+              <w:t>Limitations of the System</w:t>
+            </w:r>
           </w:p>
         </w:tc>
         <w:tc>
@@ -10174,6 +10379,80 @@
                 <w:sz w:val="24"/>
               </w:rPr>
             </w:pPr>
+            <w:r>
+              <w:rPr>
+                <w:spacing w:val="-5"/>
+                <w:sz w:val="24"/>
+              </w:rPr>
+              <w:t>68</w:t>
+            </w:r>
+          </w:p>
+        </w:tc>
+      </w:tr>
+      <w:tr>
+        <w:trPr>
+          <w:trHeight w:val="679"/>
+        </w:trPr>
+        <w:tc>
+          <w:tcPr>
+            <w:tcW w:w="528" w:type="dxa"/>
+          </w:tcPr>
+          <w:p>
+            <w:pPr>
+              <w:pStyle w:val="TableParagraph"/>
+            </w:pPr>
+          </w:p>
+        </w:tc>
+        <w:tc>
+          <w:tcPr>
+            <w:tcW w:w="6846" w:type="dxa"/>
+          </w:tcPr>
+          <w:p>
+            <w:pPr>
+              <w:pStyle w:val="TableParagraph"/>
+              <w:spacing w:before="128"/>
+              <w:ind w:left="357"/>
+              <w:rPr>
+                <w:sz w:val="24"/>
+              </w:rPr>
+            </w:pPr>
+            <w:r>
+              <w:rPr>
+                <w:sz w:val="24"/>
+              </w:rPr>
+              <w:t xml:space="preserve">6.6 </w:t>
+            </w:r>
+            <w:r>
+              <w:rPr>
+                <w:sz w:val="24"/>
+                <w:szCs w:val="24"/>
+              </w:rPr>
+              <w:t>Conclusion</w:t>
+            </w:r>
+          </w:p>
+        </w:tc>
+        <w:tc>
+          <w:tcPr>
+            <w:tcW w:w="775" w:type="dxa"/>
+          </w:tcPr>
+          <w:p>
+            <w:pPr>
+              <w:pStyle w:val="TableParagraph"/>
+              <w:spacing w:before="258"/>
+              <w:ind w:right="54"/>
+              <w:jc w:val="right"/>
+              <w:rPr>
+                <w:spacing w:val="-5"/>
+                <w:sz w:val="24"/>
+              </w:rPr>
+            </w:pPr>
+            <w:r>
+              <w:rPr>
+                <w:spacing w:val="-5"/>
+                <w:sz w:val="24"/>
+              </w:rPr>
+              <w:t>69</w:t>
+            </w:r>
           </w:p>
         </w:tc>
       </w:tr>
@@ -10200,7 +10479,6 @@
                 <w:b/>
                 <w:sz w:val="24"/>
               </w:rPr>
-              <w:lastRenderedPageBreak/>
               <w:t>7</w:t>
             </w:r>
           </w:p>
@@ -10251,7 +10529,7 @@
                 <w:spacing w:val="-5"/>
                 <w:sz w:val="24"/>
               </w:rPr>
-              <w:t>68</w:t>
+              <w:t>70</w:t>
             </w:r>
           </w:p>
         </w:tc>
@@ -10330,14 +10608,7 @@
                 <w:spacing w:val="-5"/>
                 <w:sz w:val="24"/>
               </w:rPr>
-              <w:t>6</w:t>
-            </w:r>
-            <w:r>
-              <w:rPr>
-                <w:spacing w:val="-5"/>
-                <w:sz w:val="24"/>
-              </w:rPr>
-              <w:t>8</w:t>
+              <w:t>71</w:t>
             </w:r>
           </w:p>
         </w:tc>
@@ -10393,7 +10664,7 @@
                 <w:sz w:val="24"/>
                 <w:szCs w:val="24"/>
               </w:rPr>
-              <w:t>Future Enhancements</w:t>
+              <w:t>Advanced Behavioral Analysis</w:t>
             </w:r>
           </w:p>
         </w:tc>
@@ -10416,7 +10687,7 @@
                 <w:spacing w:val="-5"/>
                 <w:sz w:val="24"/>
               </w:rPr>
-              <w:t>69</w:t>
+              <w:t>71</w:t>
             </w:r>
           </w:p>
         </w:tc>
@@ -10465,7 +10736,7 @@
                 <w:sz w:val="24"/>
                 <w:szCs w:val="24"/>
               </w:rPr>
-              <w:t>Conclusion</w:t>
+              <w:t>Emotion Detection</w:t>
             </w:r>
           </w:p>
         </w:tc>
@@ -10489,7 +10760,7 @@
                 <w:spacing w:val="-5"/>
                 <w:sz w:val="24"/>
               </w:rPr>
-              <w:t>69</w:t>
+              <w:t>71</w:t>
             </w:r>
           </w:p>
         </w:tc>
@@ -10507,16 +10778,6 @@
               <w:pStyle w:val="TableParagraph"/>
             </w:pPr>
           </w:p>
-          <w:p>
-            <w:pPr>
-              <w:pStyle w:val="TableParagraph"/>
-            </w:pPr>
-          </w:p>
-          <w:p>
-            <w:pPr>
-              <w:pStyle w:val="TableParagraph"/>
-            </w:pPr>
-          </w:p>
         </w:tc>
         <w:tc>
           <w:tcPr>
@@ -10526,10 +10787,24 @@
             <w:pPr>
               <w:pStyle w:val="TableParagraph"/>
               <w:spacing w:before="128"/>
-              <w:rPr>
-                <w:sz w:val="24"/>
-              </w:rPr>
-            </w:pPr>
+              <w:ind w:left="357"/>
+              <w:rPr>
+                <w:sz w:val="24"/>
+              </w:rPr>
+            </w:pPr>
+            <w:r>
+              <w:rPr>
+                <w:sz w:val="24"/>
+              </w:rPr>
+              <w:t xml:space="preserve">7.4 </w:t>
+            </w:r>
+            <w:r>
+              <w:rPr>
+                <w:sz w:val="24"/>
+                <w:szCs w:val="24"/>
+              </w:rPr>
+              <w:t>Enhanced AI Models</w:t>
+            </w:r>
           </w:p>
         </w:tc>
         <w:tc>
@@ -10547,6 +10822,417 @@
                 <w:sz w:val="24"/>
               </w:rPr>
             </w:pPr>
+            <w:r>
+              <w:rPr>
+                <w:spacing w:val="-5"/>
+                <w:sz w:val="24"/>
+              </w:rPr>
+              <w:t>71</w:t>
+            </w:r>
+          </w:p>
+        </w:tc>
+      </w:tr>
+      <w:tr>
+        <w:trPr>
+          <w:trHeight w:val="679"/>
+        </w:trPr>
+        <w:tc>
+          <w:tcPr>
+            <w:tcW w:w="528" w:type="dxa"/>
+          </w:tcPr>
+          <w:p>
+            <w:pPr>
+              <w:pStyle w:val="TableParagraph"/>
+            </w:pPr>
+          </w:p>
+        </w:tc>
+        <w:tc>
+          <w:tcPr>
+            <w:tcW w:w="6846" w:type="dxa"/>
+          </w:tcPr>
+          <w:p>
+            <w:pPr>
+              <w:pStyle w:val="TableParagraph"/>
+              <w:spacing w:before="128"/>
+              <w:ind w:left="357"/>
+              <w:rPr>
+                <w:sz w:val="24"/>
+              </w:rPr>
+            </w:pPr>
+            <w:r>
+              <w:rPr>
+                <w:sz w:val="24"/>
+              </w:rPr>
+              <w:t xml:space="preserve">7.5 </w:t>
+            </w:r>
+            <w:r>
+              <w:rPr>
+                <w:sz w:val="24"/>
+                <w:szCs w:val="24"/>
+              </w:rPr>
+              <w:t>Multilingual Capability</w:t>
+            </w:r>
+          </w:p>
+        </w:tc>
+        <w:tc>
+          <w:tcPr>
+            <w:tcW w:w="775" w:type="dxa"/>
+          </w:tcPr>
+          <w:p>
+            <w:pPr>
+              <w:pStyle w:val="TableParagraph"/>
+              <w:spacing w:before="258"/>
+              <w:ind w:right="54"/>
+              <w:jc w:val="right"/>
+              <w:rPr>
+                <w:spacing w:val="-5"/>
+                <w:sz w:val="24"/>
+              </w:rPr>
+            </w:pPr>
+            <w:r>
+              <w:rPr>
+                <w:spacing w:val="-5"/>
+                <w:sz w:val="24"/>
+              </w:rPr>
+              <w:t>71</w:t>
+            </w:r>
+          </w:p>
+        </w:tc>
+      </w:tr>
+      <w:tr>
+        <w:trPr>
+          <w:trHeight w:val="679"/>
+        </w:trPr>
+        <w:tc>
+          <w:tcPr>
+            <w:tcW w:w="528" w:type="dxa"/>
+          </w:tcPr>
+          <w:p>
+            <w:pPr>
+              <w:pStyle w:val="TableParagraph"/>
+            </w:pPr>
+          </w:p>
+        </w:tc>
+        <w:tc>
+          <w:tcPr>
+            <w:tcW w:w="6846" w:type="dxa"/>
+          </w:tcPr>
+          <w:p>
+            <w:pPr>
+              <w:pStyle w:val="TableParagraph"/>
+              <w:spacing w:before="128"/>
+              <w:ind w:left="357"/>
+              <w:rPr>
+                <w:sz w:val="24"/>
+              </w:rPr>
+            </w:pPr>
+            <w:r>
+              <w:rPr>
+                <w:sz w:val="24"/>
+              </w:rPr>
+              <w:t xml:space="preserve">7.6 </w:t>
+            </w:r>
+            <w:r>
+              <w:rPr>
+                <w:sz w:val="24"/>
+                <w:szCs w:val="24"/>
+              </w:rPr>
+              <w:t>Platform Integration with Online Courses and Learning Materials</w:t>
+            </w:r>
+          </w:p>
+        </w:tc>
+        <w:tc>
+          <w:tcPr>
+            <w:tcW w:w="775" w:type="dxa"/>
+          </w:tcPr>
+          <w:p>
+            <w:pPr>
+              <w:pStyle w:val="TableParagraph"/>
+              <w:spacing w:before="258"/>
+              <w:ind w:right="54"/>
+              <w:jc w:val="right"/>
+              <w:rPr>
+                <w:spacing w:val="-5"/>
+                <w:sz w:val="24"/>
+              </w:rPr>
+            </w:pPr>
+            <w:r>
+              <w:rPr>
+                <w:spacing w:val="-5"/>
+                <w:sz w:val="24"/>
+              </w:rPr>
+              <w:t>72</w:t>
+            </w:r>
+          </w:p>
+        </w:tc>
+      </w:tr>
+      <w:tr>
+        <w:trPr>
+          <w:trHeight w:val="679"/>
+        </w:trPr>
+        <w:tc>
+          <w:tcPr>
+            <w:tcW w:w="528" w:type="dxa"/>
+          </w:tcPr>
+          <w:p>
+            <w:pPr>
+              <w:pStyle w:val="TableParagraph"/>
+            </w:pPr>
+          </w:p>
+        </w:tc>
+        <w:tc>
+          <w:tcPr>
+            <w:tcW w:w="6846" w:type="dxa"/>
+          </w:tcPr>
+          <w:p>
+            <w:pPr>
+              <w:pStyle w:val="TableParagraph"/>
+              <w:spacing w:before="128"/>
+              <w:ind w:left="357"/>
+              <w:rPr>
+                <w:sz w:val="24"/>
+              </w:rPr>
+            </w:pPr>
+            <w:r>
+              <w:rPr>
+                <w:sz w:val="24"/>
+              </w:rPr>
+              <w:t>7.7 Carrers and Job Recommendation</w:t>
+            </w:r>
+          </w:p>
+        </w:tc>
+        <w:tc>
+          <w:tcPr>
+            <w:tcW w:w="775" w:type="dxa"/>
+          </w:tcPr>
+          <w:p>
+            <w:pPr>
+              <w:pStyle w:val="TableParagraph"/>
+              <w:spacing w:before="258"/>
+              <w:ind w:right="54"/>
+              <w:jc w:val="right"/>
+              <w:rPr>
+                <w:spacing w:val="-5"/>
+                <w:sz w:val="24"/>
+              </w:rPr>
+            </w:pPr>
+            <w:r>
+              <w:rPr>
+                <w:spacing w:val="-5"/>
+                <w:sz w:val="24"/>
+              </w:rPr>
+              <w:t>72</w:t>
+            </w:r>
+          </w:p>
+        </w:tc>
+      </w:tr>
+      <w:tr>
+        <w:trPr>
+          <w:trHeight w:val="679"/>
+        </w:trPr>
+        <w:tc>
+          <w:tcPr>
+            <w:tcW w:w="528" w:type="dxa"/>
+          </w:tcPr>
+          <w:p>
+            <w:pPr>
+              <w:pStyle w:val="TableParagraph"/>
+            </w:pPr>
+          </w:p>
+        </w:tc>
+        <w:tc>
+          <w:tcPr>
+            <w:tcW w:w="6846" w:type="dxa"/>
+          </w:tcPr>
+          <w:p>
+            <w:pPr>
+              <w:pStyle w:val="TableParagraph"/>
+              <w:spacing w:before="128"/>
+              <w:ind w:left="357"/>
+              <w:rPr>
+                <w:sz w:val="24"/>
+              </w:rPr>
+            </w:pPr>
+            <w:r>
+              <w:rPr>
+                <w:sz w:val="24"/>
+              </w:rPr>
+              <w:t xml:space="preserve">7.8 </w:t>
+            </w:r>
+            <w:r>
+              <w:rPr>
+                <w:sz w:val="24"/>
+                <w:szCs w:val="24"/>
+              </w:rPr>
+              <w:t>Mobile Application Development</w:t>
+            </w:r>
+          </w:p>
+        </w:tc>
+        <w:tc>
+          <w:tcPr>
+            <w:tcW w:w="775" w:type="dxa"/>
+          </w:tcPr>
+          <w:p>
+            <w:pPr>
+              <w:pStyle w:val="TableParagraph"/>
+              <w:spacing w:before="258"/>
+              <w:ind w:right="54"/>
+              <w:jc w:val="right"/>
+              <w:rPr>
+                <w:spacing w:val="-5"/>
+                <w:sz w:val="24"/>
+              </w:rPr>
+            </w:pPr>
+            <w:r>
+              <w:rPr>
+                <w:spacing w:val="-5"/>
+                <w:sz w:val="24"/>
+              </w:rPr>
+              <w:t>72</w:t>
+            </w:r>
+          </w:p>
+        </w:tc>
+      </w:tr>
+      <w:tr>
+        <w:trPr>
+          <w:trHeight w:val="679"/>
+        </w:trPr>
+        <w:tc>
+          <w:tcPr>
+            <w:tcW w:w="528" w:type="dxa"/>
+          </w:tcPr>
+          <w:p>
+            <w:pPr>
+              <w:pStyle w:val="TableParagraph"/>
+            </w:pPr>
+          </w:p>
+        </w:tc>
+        <w:tc>
+          <w:tcPr>
+            <w:tcW w:w="6846" w:type="dxa"/>
+          </w:tcPr>
+          <w:p>
+            <w:pPr>
+              <w:pStyle w:val="TableParagraph"/>
+              <w:spacing w:before="128"/>
+              <w:ind w:left="357"/>
+              <w:rPr>
+                <w:sz w:val="24"/>
+              </w:rPr>
+            </w:pPr>
+            <w:r>
+              <w:rPr>
+                <w:sz w:val="24"/>
+              </w:rPr>
+              <w:t xml:space="preserve">7.9 </w:t>
+            </w:r>
+            <w:r>
+              <w:rPr>
+                <w:sz w:val="24"/>
+                <w:szCs w:val="24"/>
+              </w:rPr>
+              <w:t>Advanced Analytics Dashboard in Real-time</w:t>
+            </w:r>
+          </w:p>
+        </w:tc>
+        <w:tc>
+          <w:tcPr>
+            <w:tcW w:w="775" w:type="dxa"/>
+          </w:tcPr>
+          <w:p>
+            <w:pPr>
+              <w:pStyle w:val="TableParagraph"/>
+              <w:spacing w:before="258"/>
+              <w:ind w:right="54"/>
+              <w:jc w:val="right"/>
+              <w:rPr>
+                <w:spacing w:val="-5"/>
+                <w:sz w:val="24"/>
+              </w:rPr>
+            </w:pPr>
+            <w:r>
+              <w:rPr>
+                <w:spacing w:val="-5"/>
+                <w:sz w:val="24"/>
+              </w:rPr>
+              <w:t>72</w:t>
+            </w:r>
+          </w:p>
+        </w:tc>
+      </w:tr>
+      <w:tr>
+        <w:trPr>
+          <w:trHeight w:val="679"/>
+        </w:trPr>
+        <w:tc>
+          <w:tcPr>
+            <w:tcW w:w="528" w:type="dxa"/>
+          </w:tcPr>
+          <w:p>
+            <w:pPr>
+              <w:pStyle w:val="TableParagraph"/>
+            </w:pPr>
+          </w:p>
+          <w:p>
+            <w:pPr>
+              <w:pStyle w:val="TableParagraph"/>
+            </w:pPr>
+          </w:p>
+          <w:p>
+            <w:pPr>
+              <w:pStyle w:val="TableParagraph"/>
+            </w:pPr>
+          </w:p>
+        </w:tc>
+        <w:tc>
+          <w:tcPr>
+            <w:tcW w:w="6846" w:type="dxa"/>
+          </w:tcPr>
+          <w:p>
+            <w:pPr>
+              <w:pStyle w:val="TableParagraph"/>
+              <w:spacing w:before="128"/>
+              <w:rPr>
+                <w:sz w:val="24"/>
+              </w:rPr>
+            </w:pPr>
+            <w:r>
+              <w:rPr>
+                <w:sz w:val="24"/>
+              </w:rPr>
+              <w:t xml:space="preserve">      7.10 </w:t>
+            </w:r>
+            <w:r>
+              <w:rPr>
+                <w:sz w:val="24"/>
+                <w:szCs w:val="24"/>
+              </w:rPr>
+              <w:t>Conclusion</w:t>
+            </w:r>
+          </w:p>
+        </w:tc>
+        <w:tc>
+          <w:tcPr>
+            <w:tcW w:w="775" w:type="dxa"/>
+          </w:tcPr>
+          <w:p>
+            <w:pPr>
+              <w:pStyle w:val="TableParagraph"/>
+              <w:spacing w:before="258"/>
+              <w:ind w:right="54"/>
+              <w:jc w:val="right"/>
+              <w:rPr>
+                <w:spacing w:val="-5"/>
+                <w:sz w:val="24"/>
+              </w:rPr>
+            </w:pPr>
+            <w:r>
+              <w:rPr>
+                <w:spacing w:val="-5"/>
+                <w:sz w:val="24"/>
+              </w:rPr>
+              <w:t>72</w:t>
+            </w:r>
           </w:p>
         </w:tc>
       </w:tr>
@@ -10613,7 +11299,14 @@
                 <w:b/>
                 <w:sz w:val="24"/>
               </w:rPr>
-              <w:t>70</w:t>
+              <w:t>7</w:t>
+            </w:r>
+            <w:r>
+              <w:rPr>
+                <w:b/>
+                <w:sz w:val="24"/>
+              </w:rPr>
+              <w:t>3</w:t>
             </w:r>
           </w:p>
         </w:tc>
@@ -10877,179 +11570,6 @@
       </w:tr>
       <w:tr>
         <w:trPr>
-          <w:trHeight w:val="1221"/>
-        </w:trPr>
-        <w:tc>
-          <w:tcPr>
-            <w:tcW w:w="1057" w:type="dxa"/>
-          </w:tcPr>
-          <w:p>
-            <w:pPr>
-              <w:pStyle w:val="TableParagraph"/>
-              <w:spacing w:before="181"/>
-              <w:ind w:left="50"/>
-              <w:rPr>
-                <w:sz w:val="24"/>
-              </w:rPr>
-            </w:pPr>
-            <w:r>
-              <w:rPr>
-                <w:spacing w:val="-5"/>
-                <w:sz w:val="24"/>
-              </w:rPr>
-              <w:t>4</w:t>
-            </w:r>
-            <w:r>
-              <w:rPr>
-                <w:spacing w:val="-5"/>
-                <w:sz w:val="24"/>
-              </w:rPr>
-              <w:t>.1</w:t>
-            </w:r>
-          </w:p>
-          <w:p>
-            <w:pPr>
-              <w:pStyle w:val="TableParagraph"/>
-              <w:spacing w:before="47"/>
-              <w:rPr>
-                <w:b/>
-                <w:sz w:val="24"/>
-              </w:rPr>
-            </w:pPr>
-          </w:p>
-          <w:p>
-            <w:pPr>
-              <w:pStyle w:val="TableParagraph"/>
-              <w:spacing w:before="1"/>
-              <w:ind w:left="50"/>
-              <w:rPr>
-                <w:sz w:val="24"/>
-              </w:rPr>
-            </w:pPr>
-            <w:r>
-              <w:rPr>
-                <w:spacing w:val="-5"/>
-                <w:sz w:val="24"/>
-              </w:rPr>
-              <w:t>4</w:t>
-            </w:r>
-            <w:r>
-              <w:rPr>
-                <w:spacing w:val="-5"/>
-                <w:sz w:val="24"/>
-              </w:rPr>
-              <w:t>.</w:t>
-            </w:r>
-            <w:r>
-              <w:rPr>
-                <w:spacing w:val="-5"/>
-                <w:sz w:val="24"/>
-              </w:rPr>
-              <w:t>2</w:t>
-            </w:r>
-          </w:p>
-        </w:tc>
-        <w:tc>
-          <w:tcPr>
-            <w:tcW w:w="5964" w:type="dxa"/>
-          </w:tcPr>
-          <w:p>
-            <w:pPr>
-              <w:pStyle w:val="TableParagraph"/>
-              <w:spacing w:before="181"/>
-              <w:ind w:left="73"/>
-              <w:rPr>
-                <w:sz w:val="24"/>
-              </w:rPr>
-            </w:pPr>
-            <w:r>
-              <w:rPr>
-                <w:sz w:val="24"/>
-              </w:rPr>
-              <w:t>System Architecture</w:t>
-            </w:r>
-          </w:p>
-          <w:p>
-            <w:pPr>
-              <w:pStyle w:val="TableParagraph"/>
-              <w:spacing w:before="47"/>
-              <w:rPr>
-                <w:b/>
-                <w:sz w:val="24"/>
-              </w:rPr>
-            </w:pPr>
-          </w:p>
-          <w:p>
-            <w:pPr>
-              <w:pStyle w:val="TableParagraph"/>
-              <w:spacing w:before="1"/>
-              <w:ind w:left="73"/>
-              <w:rPr>
-                <w:sz w:val="24"/>
-              </w:rPr>
-            </w:pPr>
-            <w:r>
-              <w:rPr>
-                <w:sz w:val="24"/>
-              </w:rPr>
-              <w:t>Data Flow Diagram</w:t>
-            </w:r>
-          </w:p>
-        </w:tc>
-        <w:tc>
-          <w:tcPr>
-            <w:tcW w:w="1916" w:type="dxa"/>
-          </w:tcPr>
-          <w:p>
-            <w:pPr>
-              <w:pStyle w:val="TableParagraph"/>
-              <w:spacing w:before="181"/>
-              <w:ind w:right="342"/>
-              <w:jc w:val="right"/>
-              <w:rPr>
-                <w:sz w:val="24"/>
-              </w:rPr>
-            </w:pPr>
-            <w:r>
-              <w:rPr>
-                <w:spacing w:val="-5"/>
-                <w:sz w:val="24"/>
-              </w:rPr>
-              <w:t>29</w:t>
-            </w:r>
-          </w:p>
-          <w:p>
-            <w:pPr>
-              <w:pStyle w:val="TableParagraph"/>
-              <w:spacing w:before="47"/>
-              <w:rPr>
-                <w:b/>
-                <w:sz w:val="24"/>
-              </w:rPr>
-            </w:pPr>
-          </w:p>
-          <w:p>
-            <w:pPr>
-              <w:pStyle w:val="TableParagraph"/>
-              <w:spacing w:before="1"/>
-              <w:ind w:right="342"/>
-              <w:jc w:val="right"/>
-              <w:rPr>
-                <w:sz w:val="24"/>
-              </w:rPr>
-            </w:pPr>
-            <w:r>
-              <w:rPr>
-                <w:spacing w:val="-5"/>
-                <w:sz w:val="24"/>
-              </w:rPr>
-              <w:t>30</w:t>
-            </w:r>
-          </w:p>
-        </w:tc>
-      </w:tr>
-      <w:tr>
-        <w:trPr>
           <w:trHeight w:val="655"/>
         </w:trPr>
         <w:tc>
@@ -11114,7 +11634,7 @@
                 <w:spacing w:val="-5"/>
                 <w:sz w:val="24"/>
               </w:rPr>
-              <w:t>37</w:t>
+              <w:t>52</w:t>
             </w:r>
           </w:p>
         </w:tc>
@@ -11185,7 +11705,7 @@
                 <w:spacing w:val="-5"/>
                 <w:sz w:val="24"/>
               </w:rPr>
-              <w:t>38</w:t>
+              <w:t>52</w:t>
             </w:r>
           </w:p>
         </w:tc>
@@ -11268,7 +11788,80 @@
                 <w:spacing w:val="-5"/>
                 <w:sz w:val="24"/>
               </w:rPr>
-              <w:t>42</w:t>
+              <w:t>52</w:t>
+            </w:r>
+          </w:p>
+        </w:tc>
+      </w:tr>
+      <w:tr>
+        <w:trPr>
+          <w:trHeight w:val="652"/>
+        </w:trPr>
+        <w:tc>
+          <w:tcPr>
+            <w:tcW w:w="1057" w:type="dxa"/>
+          </w:tcPr>
+          <w:p>
+            <w:pPr>
+              <w:pStyle w:val="TableParagraph"/>
+              <w:spacing w:before="185"/>
+              <w:ind w:left="50"/>
+              <w:rPr>
+                <w:spacing w:val="-5"/>
+                <w:sz w:val="24"/>
+              </w:rPr>
+            </w:pPr>
+            <w:r>
+              <w:rPr>
+                <w:spacing w:val="-5"/>
+                <w:sz w:val="24"/>
+              </w:rPr>
+              <w:t>5.10</w:t>
+            </w:r>
+          </w:p>
+        </w:tc>
+        <w:tc>
+          <w:tcPr>
+            <w:tcW w:w="5964" w:type="dxa"/>
+          </w:tcPr>
+          <w:p>
+            <w:pPr>
+              <w:pStyle w:val="TableParagraph"/>
+              <w:spacing w:before="185"/>
+              <w:ind w:left="73"/>
+              <w:rPr>
+                <w:sz w:val="24"/>
+              </w:rPr>
+            </w:pPr>
+            <w:r>
+              <w:rPr>
+                <w:sz w:val="24"/>
+              </w:rPr>
+              <w:t>Data Flow Diagram</w:t>
+            </w:r>
+          </w:p>
+        </w:tc>
+        <w:tc>
+          <w:tcPr>
+            <w:tcW w:w="1916" w:type="dxa"/>
+          </w:tcPr>
+          <w:p>
+            <w:pPr>
+              <w:pStyle w:val="TableParagraph"/>
+              <w:spacing w:before="185"/>
+              <w:ind w:right="337"/>
+              <w:jc w:val="right"/>
+              <w:rPr>
+                <w:spacing w:val="-5"/>
+                <w:sz w:val="24"/>
+              </w:rPr>
+            </w:pPr>
+            <w:r>
+              <w:rPr>
+                <w:spacing w:val="-5"/>
+                <w:sz w:val="24"/>
+              </w:rPr>
+              <w:t>64</w:t>
             </w:r>
           </w:p>
         </w:tc>
@@ -11592,6 +12185,13 @@
               </w:rPr>
               <w:t>.1</w:t>
             </w:r>
+            <w:r>
+              <w:rPr>
+                <w:spacing w:val="-5"/>
+                <w:sz w:val="24"/>
+              </w:rPr>
+              <w:t>1</w:t>
+            </w:r>
           </w:p>
           <w:p>
             <w:pPr>
@@ -11606,18 +12206,10 @@
           <w:p>
             <w:pPr>
               <w:pStyle w:val="TableParagraph"/>
-              <w:ind w:left="50"/>
-              <w:rPr>
-                <w:sz w:val="24"/>
-              </w:rPr>
-            </w:pPr>
-            <w:r>
-              <w:rPr>
-                <w:spacing w:val="-5"/>
-                <w:sz w:val="24"/>
-              </w:rPr>
-              <w:t>5.2</w:t>
-            </w:r>
+              <w:rPr>
+                <w:sz w:val="24"/>
+              </w:rPr>
+            </w:pPr>
           </w:p>
         </w:tc>
         <w:tc>
@@ -11658,12 +12250,6 @@
                 <w:sz w:val="24"/>
               </w:rPr>
             </w:pPr>
-            <w:r>
-              <w:rPr>
-                <w:sz w:val="24"/>
-              </w:rPr>
-              <w:t>Performance Metrices</w:t>
-            </w:r>
           </w:p>
         </w:tc>
         <w:tc>
@@ -11684,41 +12270,68 @@
                 <w:spacing w:val="-10"/>
                 <w:sz w:val="24"/>
               </w:rPr>
-              <w:t>3</w:t>
-            </w:r>
-            <w:r>
+              <w:t>65</w:t>
+            </w:r>
+          </w:p>
+          <w:p>
+            <w:pPr>
+              <w:pStyle w:val="TableParagraph"/>
+              <w:rPr>
+                <w:sz w:val="24"/>
+              </w:rPr>
+            </w:pPr>
+          </w:p>
+        </w:tc>
+      </w:tr>
+      <w:tr>
+        <w:trPr>
+          <w:trHeight w:val="1219"/>
+        </w:trPr>
+        <w:tc>
+          <w:tcPr>
+            <w:tcW w:w="1028" w:type="dxa"/>
+          </w:tcPr>
+          <w:p>
+            <w:pPr>
+              <w:pStyle w:val="TableParagraph"/>
+              <w:spacing w:before="183"/>
+              <w:ind w:left="50"/>
+              <w:rPr>
+                <w:spacing w:val="-5"/>
+                <w:sz w:val="24"/>
+              </w:rPr>
+            </w:pPr>
+          </w:p>
+        </w:tc>
+        <w:tc>
+          <w:tcPr>
+            <w:tcW w:w="6546" w:type="dxa"/>
+          </w:tcPr>
+          <w:p>
+            <w:pPr>
+              <w:pStyle w:val="TableParagraph"/>
+              <w:spacing w:before="183"/>
+              <w:ind w:left="102"/>
+              <w:rPr>
+                <w:sz w:val="24"/>
+              </w:rPr>
+            </w:pPr>
+          </w:p>
+        </w:tc>
+        <w:tc>
+          <w:tcPr>
+            <w:tcW w:w="1364" w:type="dxa"/>
+          </w:tcPr>
+          <w:p>
+            <w:pPr>
+              <w:pStyle w:val="TableParagraph"/>
+              <w:spacing w:before="183"/>
+              <w:ind w:left="903"/>
               <w:rPr>
                 <w:spacing w:val="-10"/>
                 <w:sz w:val="24"/>
               </w:rPr>
-              <w:t>4</w:t>
-            </w:r>
-          </w:p>
-          <w:p>
-            <w:pPr>
-              <w:pStyle w:val="TableParagraph"/>
-              <w:spacing w:before="43"/>
-              <w:rPr>
-                <w:b/>
-                <w:sz w:val="24"/>
-              </w:rPr>
-            </w:pPr>
-          </w:p>
-          <w:p>
-            <w:pPr>
-              <w:pStyle w:val="TableParagraph"/>
-              <w:ind w:left="788"/>
-              <w:rPr>
-                <w:sz w:val="24"/>
-              </w:rPr>
-            </w:pPr>
-            <w:r>
-              <w:rPr>
-                <w:spacing w:val="-5"/>
-                <w:sz w:val="24"/>
-              </w:rPr>
-              <w:t xml:space="preserve">  63</w:t>
-            </w:r>
+            </w:pPr>
           </w:p>
         </w:tc>
       </w:tr>
@@ -13075,6 +13688,7 @@
   <w:style w:type="character" w:default="1" w:styleId="DefaultParagraphFont">
     <w:name w:val="Default Paragraph Font"/>
     <w:uiPriority w:val="1"/>
+    <w:semiHidden/>
     <w:unhideWhenUsed/>
   </w:style>
   <w:style w:type="table" w:default="1" w:styleId="TableNormal">
